--- a/report/MLOps_Assignment_01_Report.docx
+++ b/report/MLOps_Assignment_01_Report.docx
@@ -3969,7 +3969,7 @@
           <w:sz w:val="20"/>
           <w:szCs w:val="20"/>
         </w:rPr>
-        <w:t xml:space="preserve">Figure 13: Successful workflow run with both jobs</w:t>
+        <w:t xml:space="preserve">Figure 13: Workflow graph: the Docker job starts only after Lint, train and test</w:t>
       </w:r>
     </w:p>
     <w:p>
@@ -4005,7 +4005,7 @@
           <w:sz w:val="20"/>
           <w:szCs w:val="20"/>
         </w:rPr>
-        <w:t xml:space="preserve">Figure 14: Lint, train and test job log</w:t>
+        <w:t xml:space="preserve">Figure 14: Lint, train and test job log (16 tests passed)</w:t>
       </w:r>
     </w:p>
     <w:p>
@@ -4041,7 +4041,7 @@
           <w:sz w:val="20"/>
           <w:szCs w:val="20"/>
         </w:rPr>
-        <w:t xml:space="preserve">Figure 15: Docker build and smoke-test job</w:t>
+        <w:t xml:space="preserve">Figure 15: Docker build and smoke-test job: container started, /health, /predict and /metrics checked</w:t>
       </w:r>
     </w:p>
     <w:p>
@@ -4778,7 +4778,7 @@
           <w:highlight w:val="cyan"/>
           <w:highlightCs w:val="cyan"/>
         </w:rPr>
-        <w:t xml:space="preserve">Insert screenshot: screenshots/28_k8s_predict.png  (new screenshot: smoke test against the service URL)</w:t>
+        <w:t xml:space="preserve">Insert screenshot: screenshots/19_app_logs.png</w:t>
       </w:r>
     </w:p>
     <w:p>
@@ -4793,7 +4793,7 @@
           <w:sz w:val="20"/>
           <w:szCs w:val="20"/>
         </w:rPr>
-        <w:t xml:space="preserve">Figure 23: Prediction served through the Kubernetes service</w:t>
+        <w:t xml:space="preserve">Figure 23: Pod logs: the request-logging middleware records every readiness and liveness probe on /health</w:t>
       </w:r>
     </w:p>
     <w:p>
@@ -4814,7 +4814,7 @@
           <w:highlight w:val="cyan"/>
           <w:highlightCs w:val="cyan"/>
         </w:rPr>
-        <w:t xml:space="preserve">Insert screenshot: screenshots/19_app_logs.png</w:t>
+        <w:t xml:space="preserve">Insert screenshot: screenshots/20_probes_and_resources.png</w:t>
       </w:r>
     </w:p>
     <w:p>
@@ -4829,7 +4829,31 @@
           <w:sz w:val="20"/>
           <w:szCs w:val="20"/>
         </w:rPr>
-        <w:t xml:space="preserve">Figure 24: Pod logs showing /health and /predict requests</w:t>
+        <w:t xml:space="preserve">Figure 24: Probes and resource limits (kubectl describe)</w:t>
+      </w:r>
+    </w:p>
+    <w:p>
+      <w:pPr>
+        <w:spacing w:after="120" w:line="300"/>
+      </w:pPr>
+      <w:r>
+        <w:t xml:space="preserve">Access instructions: the API is not publicly hosted; follow the commands above (or README.md) to run it locally.</w:t>
+      </w:r>
+    </w:p>
+    <w:p>
+      <w:pPr>
+        <w:pStyle w:val="Heading1"/>
+      </w:pPr>
+      <w:r>
+        <w:t xml:space="preserve">10. Monitoring and Logging</w:t>
+      </w:r>
+    </w:p>
+    <w:p>
+      <w:pPr>
+        <w:spacing w:after="120" w:line="300"/>
+      </w:pPr>
+      <w:r>
+        <w:t xml:space="preserve">Every request is logged by a FastAPI middleware (method, path, status, duration), and the same middleware updates Prometheus counters and a latency histogram; predictions are counted per label. docker compose up starts the API, Prometheus (scraping /metrics every 5 s) and Grafana with a provisioned dashboard (requests per second, p95 latency, predictions by label).</w:t>
       </w:r>
     </w:p>
     <w:p>
@@ -4850,7 +4874,7 @@
           <w:highlight w:val="cyan"/>
           <w:highlightCs w:val="cyan"/>
         </w:rPr>
-        <w:t xml:space="preserve">Insert screenshot: screenshots/20_probes_and_resources.png</w:t>
+        <w:t xml:space="preserve">Insert screenshot: screenshots/21_prometheus_targets.png</w:t>
       </w:r>
     </w:p>
     <w:p>
@@ -4865,31 +4889,7 @@
           <w:sz w:val="20"/>
           <w:szCs w:val="20"/>
         </w:rPr>
-        <w:t xml:space="preserve">Figure 25: Probes and resource limits (kubectl describe)</w:t>
-      </w:r>
-    </w:p>
-    <w:p>
-      <w:pPr>
-        <w:spacing w:after="120" w:line="300"/>
-      </w:pPr>
-      <w:r>
-        <w:t xml:space="preserve">Access instructions: the API is not publicly hosted; follow the commands above (or README.md) to run it locally.</w:t>
-      </w:r>
-    </w:p>
-    <w:p>
-      <w:pPr>
-        <w:pStyle w:val="Heading1"/>
-      </w:pPr>
-      <w:r>
-        <w:t xml:space="preserve">10. Monitoring and Logging</w:t>
-      </w:r>
-    </w:p>
-    <w:p>
-      <w:pPr>
-        <w:spacing w:after="120" w:line="300"/>
-      </w:pPr>
-      <w:r>
-        <w:t xml:space="preserve">Every request is logged by a FastAPI middleware (method, path, status, duration), and the same middleware updates Prometheus counters and a latency histogram; predictions are counted per label. docker compose up starts the API, Prometheus (scraping /metrics every 5 s) and Grafana with a provisioned dashboard (requests per second, p95 latency, predictions by label).</w:t>
+        <w:t xml:space="preserve">Figure 25: Prometheus target is up</w:t>
       </w:r>
     </w:p>
     <w:p>
@@ -4910,7 +4910,7 @@
           <w:highlight w:val="cyan"/>
           <w:highlightCs w:val="cyan"/>
         </w:rPr>
-        <w:t xml:space="preserve">Insert screenshot: screenshots/21_prometheus_targets.png</w:t>
+        <w:t xml:space="preserve">Insert screenshot: screenshots/22_prometheus_query.png</w:t>
       </w:r>
     </w:p>
     <w:p>
@@ -4925,7 +4925,7 @@
           <w:sz w:val="20"/>
           <w:szCs w:val="20"/>
         </w:rPr>
-        <w:t xml:space="preserve">Figure 26: Prometheus target is up</w:t>
+        <w:t xml:space="preserve">Figure 26: Prometheus query sum by (path) (rate(heart_api_requests_total[1m]))</w:t>
       </w:r>
     </w:p>
     <w:p>
@@ -4946,7 +4946,7 @@
           <w:highlight w:val="cyan"/>
           <w:highlightCs w:val="cyan"/>
         </w:rPr>
-        <w:t xml:space="preserve">Insert screenshot: screenshots/22_prometheus_query.png</w:t>
+        <w:t xml:space="preserve">Insert screenshot: screenshots/23_grafana_dashboard.png</w:t>
       </w:r>
     </w:p>
     <w:p>
@@ -4961,43 +4961,7 @@
           <w:sz w:val="20"/>
           <w:szCs w:val="20"/>
         </w:rPr>
-        <w:t xml:space="preserve">Figure 27: Prometheus query on heart_api_requests_total</w:t>
-      </w:r>
-    </w:p>
-    <w:p>
-      <w:pPr>
-        <w:pBdr>
-          <w:top w:val="dashed" w:color="999999" w:sz="6" w:space="8"/>
-          <w:bottom w:val="dashed" w:color="999999" w:sz="6" w:space="8"/>
-          <w:left w:val="dashed" w:color="999999" w:sz="6" w:space="8"/>
-          <w:right w:val="dashed" w:color="999999" w:sz="6" w:space="8"/>
-        </w:pBdr>
-        <w:spacing w:after="60" w:before="120"/>
-        <w:jc w:val="center"/>
-      </w:pPr>
-      <w:r>
-        <w:rPr>
-          <w:b/>
-          <w:bCs/>
-          <w:highlight w:val="cyan"/>
-          <w:highlightCs w:val="cyan"/>
-        </w:rPr>
-        <w:t xml:space="preserve">Insert screenshot: screenshots/23_grafana_dashboard.png</w:t>
-      </w:r>
-    </w:p>
-    <w:p>
-      <w:pPr>
-        <w:spacing w:after="200"/>
-        <w:jc w:val="center"/>
-      </w:pPr>
-      <w:r>
-        <w:rPr>
-          <w:i/>
-          <w:iCs/>
-          <w:sz w:val="20"/>
-          <w:szCs w:val="20"/>
-        </w:rPr>
-        <w:t xml:space="preserve">Figure 28: Grafana dashboard for the API</w:t>
+        <w:t xml:space="preserve">Figure 27: Grafana dashboard: requests per second and p95 latency by path</w:t>
       </w:r>
     </w:p>
     <w:p>
@@ -5073,7 +5037,7 @@
           <w:sz w:val="20"/>
           <w:szCs w:val="20"/>
         </w:rPr>
-        <w:t xml:space="preserve">Figure 29: End-to-end architecture</w:t>
+        <w:t xml:space="preserve">Figure 28: End-to-end architecture</w:t>
       </w:r>
     </w:p>
     <w:p>
